--- a/Week 11 - Day 50 -Spring boot - Create Rest API for Product 30 May 2025.docx
+++ b/Week 11 - Day 50 -Spring boot - Create Rest API for Product 30 May 2025.docx
@@ -150,7 +150,27 @@
           <w:sz w:val="28"/>
           <w:szCs w:val="28"/>
         </w:rPr>
-        <w:t xml:space="preserve">Get particular product base upon pid or any other property </w:t>
+        <w:t xml:space="preserve">Get particular product base upon </w:t>
+      </w:r>
+      <w:proofErr w:type="spellStart"/>
+      <w:r>
+        <w:rPr>
+          <w:b/>
+          <w:bCs/>
+          <w:sz w:val="28"/>
+          <w:szCs w:val="28"/>
+        </w:rPr>
+        <w:t>pid</w:t>
+      </w:r>
+      <w:proofErr w:type="spellEnd"/>
+      <w:r>
+        <w:rPr>
+          <w:b/>
+          <w:bCs/>
+          <w:sz w:val="28"/>
+          <w:szCs w:val="28"/>
+        </w:rPr>
+        <w:t xml:space="preserve"> or any other property </w:t>
       </w:r>
     </w:p>
     <w:p>
@@ -188,6 +208,7 @@
           <w:szCs w:val="28"/>
         </w:rPr>
       </w:pPr>
+      <w:proofErr w:type="spellStart"/>
       <w:r>
         <w:rPr>
           <w:b/>
@@ -195,7 +216,17 @@
           <w:sz w:val="28"/>
           <w:szCs w:val="28"/>
         </w:rPr>
-        <w:t>URL?key=value</w:t>
+        <w:t>URL?key</w:t>
+      </w:r>
+      <w:proofErr w:type="spellEnd"/>
+      <w:r>
+        <w:rPr>
+          <w:b/>
+          <w:bCs/>
+          <w:sz w:val="28"/>
+          <w:szCs w:val="28"/>
+        </w:rPr>
+        <w:t>=value</w:t>
       </w:r>
     </w:p>
     <w:p>
@@ -209,6 +240,7 @@
           <w:szCs w:val="28"/>
         </w:rPr>
       </w:pPr>
+      <w:proofErr w:type="spellStart"/>
       <w:r>
         <w:rPr>
           <w:b/>
@@ -216,7 +248,37 @@
           <w:sz w:val="28"/>
           <w:szCs w:val="28"/>
         </w:rPr>
-        <w:t xml:space="preserve">URL?key=value&amp;key=value </w:t>
+        <w:t>URL?key</w:t>
+      </w:r>
+      <w:proofErr w:type="spellEnd"/>
+      <w:r>
+        <w:rPr>
+          <w:b/>
+          <w:bCs/>
+          <w:sz w:val="28"/>
+          <w:szCs w:val="28"/>
+        </w:rPr>
+        <w:t>=</w:t>
+      </w:r>
+      <w:proofErr w:type="spellStart"/>
+      <w:r>
+        <w:rPr>
+          <w:b/>
+          <w:bCs/>
+          <w:sz w:val="28"/>
+          <w:szCs w:val="28"/>
+        </w:rPr>
+        <w:t>value&amp;key</w:t>
+      </w:r>
+      <w:proofErr w:type="spellEnd"/>
+      <w:r>
+        <w:rPr>
+          <w:b/>
+          <w:bCs/>
+          <w:sz w:val="28"/>
+          <w:szCs w:val="28"/>
+        </w:rPr>
+        <w:t xml:space="preserve">=value </w:t>
       </w:r>
     </w:p>
     <w:p>
@@ -445,6 +507,7 @@
           <w:szCs w:val="28"/>
         </w:rPr>
       </w:pPr>
+      <w:proofErr w:type="spellStart"/>
       <w:r>
         <w:rPr>
           <w:b/>
@@ -452,7 +515,17 @@
           <w:sz w:val="28"/>
           <w:szCs w:val="28"/>
         </w:rPr>
-        <w:t>Jpa -</w:t>
+        <w:t>Jpa</w:t>
+      </w:r>
+      <w:proofErr w:type="spellEnd"/>
+      <w:r>
+        <w:rPr>
+          <w:b/>
+          <w:bCs/>
+          <w:sz w:val="28"/>
+          <w:szCs w:val="28"/>
+        </w:rPr>
+        <w:t xml:space="preserve"> -</w:t>
       </w:r>
       <w:r>
         <w:rPr>
@@ -507,7 +580,27 @@
           <w:sz w:val="28"/>
           <w:szCs w:val="28"/>
         </w:rPr>
-        <w:t xml:space="preserve"> mysql database connectivity </w:t>
+        <w:t xml:space="preserve"> </w:t>
+      </w:r>
+      <w:proofErr w:type="spellStart"/>
+      <w:r>
+        <w:rPr>
+          <w:b/>
+          <w:bCs/>
+          <w:sz w:val="28"/>
+          <w:szCs w:val="28"/>
+        </w:rPr>
+        <w:t>mysql</w:t>
+      </w:r>
+      <w:proofErr w:type="spellEnd"/>
+      <w:r>
+        <w:rPr>
+          <w:b/>
+          <w:bCs/>
+          <w:sz w:val="28"/>
+          <w:szCs w:val="28"/>
+        </w:rPr>
+        <w:t xml:space="preserve"> database connectivity </w:t>
       </w:r>
     </w:p>
     <w:p>
@@ -564,6 +657,23 @@
       </w:r>
     </w:p>
     <w:p/>
+    <w:p/>
+    <w:p/>
+    <w:p>
+      <w:pPr>
+        <w:rPr>
+          <w:b/>
+          <w:bCs/>
+        </w:rPr>
+      </w:pPr>
+      <w:r>
+        <w:rPr>
+          <w:b/>
+          <w:bCs/>
+        </w:rPr>
+        <w:t xml:space="preserve">Post man client plugin </w:t>
+      </w:r>
+    </w:p>
     <w:p/>
     <w:p/>
     <w:sectPr>
